--- a/downloads/student/Unit 04/Handout 04.14 - Model Build Guide and Label Cards.docx
+++ b/downloads/student/Unit 04/Handout 04.14 - Model Build Guide and Label Cards.docx
@@ -677,369 +677,6 @@
       <w:r>
         <w:t xml:space="preserve">Fill the three cards on page 3 and glue them to the inside wall or the rim:</w:t>
       </w:r>
-      <w:r>
-        <w:t xml:space="preserve"> </w:t>
-      </w:r>
-      <w:r>
-        <w:t xml:space="preserve">- GREEN: one green choice from Lesson 4.5 and why it matters for this client.</w:t>
-      </w:r>
-      <w:r>
-        <w:t xml:space="preserve"> </w:t>
-      </w:r>
-      <w:r>
-        <w:t xml:space="preserve">- SAFE: one safety feature from Lesson 4.2 and why it matters for this client.</w:t>
-      </w:r>
-      <w:r>
-        <w:t xml:space="preserve"> </w:t>
-      </w:r>
-      <w:r>
-        <w:t xml:space="preserve">- WHY: two sentences. Sentence one: the biggest design choice and the client need it serves. Sentence two: the principle of design it uses (balance, focal point, rhythm, proportion, emphasis, unity).</w:t>
-      </w:r>
-    </w:p>
-    <w:p>
-      <w:pPr>
-        <w:pStyle w:val="BodyText"/>
-      </w:pPr>
-      <w:r>
-        <w:rPr>
-          <w:b/>
-        </w:rPr>
-        <w:t xml:space="preserve">Day 3, Step 9. The client card</w:t>
-      </w:r>
-      <w:r>
-        <w:t xml:space="preserve"> </w:t>
-      </w:r>
-      <w:r>
-        <w:t xml:space="preserve">goes on the outside of the box, front wall.</w:t>
-      </w:r>
-      <w:r>
-        <w:t xml:space="preserve"> </w:t>
-      </w:r>
-      <w:r>
-        <w:rPr>
-          <w:b/>
-        </w:rPr>
-        <w:t xml:space="preserve">The scale</w:t>
-      </w:r>
-      <w:r>
-        <w:t xml:space="preserve"> </w:t>
-      </w:r>
-      <w:r>
-        <w:t xml:space="preserve">is on the rim.</w:t>
-      </w:r>
-      <w:r>
-        <w:t xml:space="preserve"> </w:t>
-      </w:r>
-      <w:r>
-        <w:rPr>
-          <w:b/>
-        </w:rPr>
-        <w:t xml:space="preserve">Your names</w:t>
-      </w:r>
-      <w:r>
-        <w:t xml:space="preserve"> </w:t>
-      </w:r>
-      <w:r>
-        <w:t xml:space="preserve">on masking tape on the bottom.</w:t>
-      </w:r>
-    </w:p>
-    <w:p>
-      <w:pPr>
-        <w:pStyle w:val="BodyText"/>
-      </w:pPr>
-      <w:r>
-        <w:rPr>
-          <w:b/>
-        </w:rPr>
-        <w:t xml:space="preserve">Day 3, Step 10. Self-check.</w:t>
-      </w:r>
-      <w:r>
-        <w:t xml:space="preserve"> </w:t>
-      </w:r>
-      <w:r>
-        <w:t xml:space="preserve">Read Rubric 04, criterion 4. Circle your level. Fix one thing.</w:t>
-      </w:r>
-    </w:p>
-    <w:p>
-      <w:pPr>
-        <w:pStyle w:val="BodyText"/>
-      </w:pPr>
-      <w:r>
-        <w:t xml:space="preserve">Picture 8: the finished model with the three label cards inside and the client card on the front.</w:t>
-      </w:r>
-    </w:p>
-    <w:p>
-      <w:pPr>
-        <w:pStyle w:val="BodyText"/>
-      </w:pPr>
-      <w:r>
-        <w:t xml:space="preserve">Word bank: wall (duvar / parede / pared), floor (zemin / piso / piso), door (kapı / porta / puerta), window (pencere / janela / ventana), glue (yapıştır / colar / pegar), cut (kes / cortar / cortar), label (etiket / etiqueta / etiqueta).</w:t>
-      </w:r>
-    </w:p>
-    <w:p>
-      <w:r>
-        <w:br w:type="page"/>
-      </w:r>
-    </w:p>
-    <w:p>
-      <w:pPr>
-        <w:pStyle w:val="Heading2"/>
-      </w:pPr>
-      <w:bookmarkStart w:id="23" w:name="page-3-label-cards-cut-on-the-lines"/>
-      <w:r>
-        <w:t xml:space="preserve">Page 3: Label cards (cut on the lines)</w:t>
-      </w:r>
-      <w:bookmarkEnd w:id="23"/>
-    </w:p>
-    <w:p>
-      <w:pPr>
-        <w:pStyle w:val="Heading3"/>
-      </w:pPr>
-      <w:bookmarkStart w:id="24" w:name="green"/>
-      <w:r>
-        <w:t xml:space="preserve">GREEN</w:t>
-      </w:r>
-      <w:bookmarkEnd w:id="24"/>
-    </w:p>
-    <w:p>
-      <w:pPr>
-        <w:pStyle w:val="FirstParagraph"/>
-      </w:pPr>
-      <w:r>
-        <w:t xml:space="preserve">This is: ______________________________</w:t>
-      </w:r>
-    </w:p>
-    <w:p>
-      <w:pPr>
-        <w:pStyle w:val="BodyText"/>
-      </w:pPr>
-      <w:r>
-        <w:t xml:space="preserve">It is a green choice because it ______________________ (conserves energy / conserves water / reuses something / reduces waste / cleaner air).</w:t>
-      </w:r>
-    </w:p>
-    <w:p>
-      <w:pPr>
-        <w:pStyle w:val="BodyText"/>
-      </w:pPr>
-      <w:r>
-        <w:t xml:space="preserve">It matters for this client because ______________________________.</w:t>
-      </w:r>
-    </w:p>
-    <w:p>
-      <w:pPr>
-        <w:pStyle w:val="BodyText"/>
-      </w:pPr>
-      <w:r>
-        <w:t xml:space="preserve">Frame:</w:t>
-      </w:r>
-      <w:r>
-        <w:t xml:space="preserve"> </w:t>
-      </w:r>
-      <w:r>
-        <w:t xml:space="preserve">“</w:t>
-      </w:r>
-      <w:r>
-        <w:t xml:space="preserve">This is</w:t>
-      </w:r>
-      <w:r>
-        <w:t xml:space="preserve"> </w:t>
-      </w:r>
-      <w:r>
-        <w:rPr>
-          <w:i/>
-          <w:b/>
-        </w:rPr>
-        <w:t xml:space="preserve">. It is green because the client</w:t>
-      </w:r>
-      <w:r>
-        <w:rPr>
-          <w:i/>
-          <w:b/>
-        </w:rPr>
-        <w:t xml:space="preserve"> </w:t>
-      </w:r>
-      <w:r>
-        <w:t xml:space="preserve">.</w:t>
-      </w:r>
-      <w:r>
-        <w:t xml:space="preserve">”</w:t>
-      </w:r>
-    </w:p>
-    <w:p>
-      <w:pPr>
-        <w:pStyle w:val="Heading3"/>
-      </w:pPr>
-      <w:bookmarkStart w:id="25" w:name="safe"/>
-      <w:r>
-        <w:t xml:space="preserve">SAFE</w:t>
-      </w:r>
-      <w:bookmarkEnd w:id="25"/>
-    </w:p>
-    <w:p>
-      <w:pPr>
-        <w:pStyle w:val="FirstParagraph"/>
-      </w:pPr>
-      <w:r>
-        <w:t xml:space="preserve">This is: ______________________________</w:t>
-      </w:r>
-    </w:p>
-    <w:p>
-      <w:pPr>
-        <w:pStyle w:val="BodyText"/>
-      </w:pPr>
-      <w:r>
-        <w:t xml:space="preserve">It is a safety feature because it prevents ______________________ (a fall / a trip / a burn / a cord hazard / a crib hazard / a blocked exit).</w:t>
-      </w:r>
-    </w:p>
-    <w:p>
-      <w:pPr>
-        <w:pStyle w:val="BodyText"/>
-      </w:pPr>
-      <w:r>
-        <w:t xml:space="preserve">It matters for this client because ______________________________.</w:t>
-      </w:r>
-    </w:p>
-    <w:p>
-      <w:pPr>
-        <w:pStyle w:val="BodyText"/>
-      </w:pPr>
-      <w:r>
-        <w:t xml:space="preserve">Frame:</w:t>
-      </w:r>
-      <w:r>
-        <w:t xml:space="preserve"> </w:t>
-      </w:r>
-      <w:r>
-        <w:t xml:space="preserve">“</w:t>
-      </w:r>
-      <w:r>
-        <w:t xml:space="preserve">This is</w:t>
-      </w:r>
-      <w:r>
-        <w:t xml:space="preserve"> </w:t>
-      </w:r>
-      <w:r>
-        <w:rPr>
-          <w:i/>
-          <w:b/>
-        </w:rPr>
-        <w:t xml:space="preserve">. It is safe because the client</w:t>
-      </w:r>
-      <w:r>
-        <w:rPr>
-          <w:i/>
-          <w:b/>
-        </w:rPr>
-        <w:t xml:space="preserve"> </w:t>
-      </w:r>
-      <w:r>
-        <w:t xml:space="preserve">.</w:t>
-      </w:r>
-      <w:r>
-        <w:t xml:space="preserve">”</w:t>
-      </w:r>
-    </w:p>
-    <w:p>
-      <w:pPr>
-        <w:pStyle w:val="Heading3"/>
-      </w:pPr>
-      <w:bookmarkStart w:id="26" w:name="why-the-justification"/>
-      <w:r>
-        <w:t xml:space="preserve">WHY (the justification)</w:t>
-      </w:r>
-      <w:bookmarkEnd w:id="26"/>
-    </w:p>
-    <w:p>
-      <w:pPr>
-        <w:pStyle w:val="FirstParagraph"/>
-      </w:pPr>
-      <w:r>
-        <w:t xml:space="preserve">The biggest design choice in this room is ______________________________, and it serves the client’s need for ______________________________.</w:t>
-      </w:r>
-    </w:p>
-    <w:p>
-      <w:pPr>
-        <w:pStyle w:val="BodyText"/>
-      </w:pPr>
-      <w:r>
-        <w:t xml:space="preserve">It uses the principle of ______________________ (balance / focal point / rhythm / proportion / emphasis / unity) because ______________________________.</w:t>
-      </w:r>
-    </w:p>
-    <w:p>
-      <w:pPr>
-        <w:pStyle w:val="Heading3"/>
-      </w:pPr>
-      <w:bookmarkStart w:id="27" w:name="accessible-grade-8-stretch-optional"/>
-      <w:r>
-        <w:t xml:space="preserve">ACCESSIBLE (grade 8 stretch, optional)</w:t>
-      </w:r>
-      <w:bookmarkEnd w:id="27"/>
-    </w:p>
-    <w:p>
-      <w:pPr>
-        <w:pStyle w:val="FirstParagraph"/>
-      </w:pPr>
-      <w:r>
-        <w:t xml:space="preserve">This is: ______________________________ It is set at ______ inches so that ______________________________.</w:t>
-      </w:r>
-    </w:p>
-    <w:p>
-      <w:pPr>
-        <w:pStyle w:val="Heading3"/>
-      </w:pPr>
-      <w:bookmarkStart w:id="28" w:name="client-card-mount"/>
-      <w:r>
-        <w:t xml:space="preserve">Client card mount</w:t>
-      </w:r>
-      <w:bookmarkEnd w:id="28"/>
-    </w:p>
-    <w:p>
-      <w:pPr>
-        <w:pStyle w:val="FirstParagraph"/>
-      </w:pPr>
-      <w:r>
-        <w:t xml:space="preserve">Glue the client card here (outside, front wall). Scale of this model: ______ inch = 1 foot.</w:t>
-      </w:r>
-    </w:p>
-    <w:p>
-      <w:r>
-        <w:br w:type="page"/>
-      </w:r>
-    </w:p>
-    <w:p>
-      <w:pPr>
-        <w:pStyle w:val="Heading2"/>
-      </w:pPr>
-      <w:bookmarkStart w:id="29" w:name="X2eb63bbed7b80ebe30304e74a3aaae5354d41bf"/>
-      <w:r>
-        <w:t xml:space="preserve">Page 4: The isometric grid alternative (no box, no materials, or absent for the build days)</w:t>
-      </w:r>
-      <w:bookmarkEnd w:id="29"/>
-    </w:p>
-    <w:p>
-      <w:pPr>
-        <w:pStyle w:val="FirstParagraph"/>
-      </w:pPr>
-      <w:r>
-        <w:t xml:space="preserve">Draw the room in 3-D on isometric grid paper (the triangle grid). If the school has none, print a free isometric sheet or draw the room on plain paper using the steps below.</w:t>
-      </w:r>
-    </w:p>
-    <w:p>
-      <w:pPr>
-        <w:pStyle w:val="BodyText"/>
-      </w:pPr>
-      <w:r>
-        <w:rPr>
-          <w:b/>
-        </w:rPr>
-        <w:t xml:space="preserve">Scale:</w:t>
-      </w:r>
-      <w:r>
-        <w:t xml:space="preserve"> </w:t>
-      </w:r>
-      <w:r>
-        <w:t xml:space="preserve">1/2 inch = 1 foot. One grid triangle side is 1/4 inch, so two triangle sides equal 1 foot.</w:t>
-      </w:r>
     </w:p>
     <w:p>
       <w:pPr>
@@ -1050,16 +687,7 @@
         <w:pStyle w:val="Compact"/>
       </w:pPr>
       <w:r>
-        <w:rPr>
-          <w:b/>
-        </w:rPr>
-        <w:t xml:space="preserve">The floor.</w:t>
-      </w:r>
-      <w:r>
-        <w:t xml:space="preserve"> </w:t>
-      </w:r>
-      <w:r>
-        <w:t xml:space="preserve">Draw the room’s floor as a parallelogram: the length along one grid direction, the width along the other, counting two triangle sides per foot.</w:t>
+        <w:t xml:space="preserve">GREEN: one green choice from Lesson 4.5 and why it matters for this client.</w:t>
       </w:r>
     </w:p>
     <w:p>
@@ -1071,16 +699,7 @@
         <w:pStyle w:val="Compact"/>
       </w:pPr>
       <w:r>
-        <w:rPr>
-          <w:b/>
-        </w:rPr>
-        <w:t xml:space="preserve">The walls.</w:t>
-      </w:r>
-      <w:r>
-        <w:t xml:space="preserve"> </w:t>
-      </w:r>
-      <w:r>
-        <w:t xml:space="preserve">From the two back corners and the middle back corner, draw straight up 8 feet (16 triangle sides). Connect the tops. You now have a floor and two back walls, like an open box seen from a corner.</w:t>
+        <w:t xml:space="preserve">SAFE: one safety feature from Lesson 4.2 and why it matters for this client.</w:t>
       </w:r>
     </w:p>
     <w:p>
@@ -1092,23 +711,359 @@
         <w:pStyle w:val="Compact"/>
       </w:pPr>
       <w:r>
-        <w:rPr>
-          <w:b/>
-        </w:rPr>
-        <w:t xml:space="preserve">The door and window.</w:t>
-      </w:r>
-      <w:r>
-        <w:t xml:space="preserve"> </w:t>
-      </w:r>
-      <w:r>
-        <w:t xml:space="preserve">Draw the door as an opening in the wall the plan puts it on, 3 feet wide and 7 feet tall. Draw the window as a rectangle in its wall at the plan’s spot, its bottom 3 feet off the floor.</w:t>
+        <w:t xml:space="preserve">WHY: two sentences. Sentence one: the biggest design choice and the client need it serves. Sentence two: the principle of design it uses (balance, focal point, rhythm, proportion, emphasis, unity).</w:t>
+      </w:r>
+    </w:p>
+    <w:p>
+      <w:pPr>
+        <w:pStyle w:val="FirstParagraph"/>
+      </w:pPr>
+      <w:r>
+        <w:rPr>
+          <w:b/>
+        </w:rPr>
+        <w:t xml:space="preserve">Day 3, Step 9. The client card</w:t>
+      </w:r>
+      <w:r>
+        <w:t xml:space="preserve"> </w:t>
+      </w:r>
+      <w:r>
+        <w:t xml:space="preserve">goes on the outside of the box, front wall.</w:t>
+      </w:r>
+      <w:r>
+        <w:t xml:space="preserve"> </w:t>
+      </w:r>
+      <w:r>
+        <w:rPr>
+          <w:b/>
+        </w:rPr>
+        <w:t xml:space="preserve">The scale</w:t>
+      </w:r>
+      <w:r>
+        <w:t xml:space="preserve"> </w:t>
+      </w:r>
+      <w:r>
+        <w:t xml:space="preserve">is on the rim.</w:t>
+      </w:r>
+      <w:r>
+        <w:t xml:space="preserve"> </w:t>
+      </w:r>
+      <w:r>
+        <w:rPr>
+          <w:b/>
+        </w:rPr>
+        <w:t xml:space="preserve">Your names</w:t>
+      </w:r>
+      <w:r>
+        <w:t xml:space="preserve"> </w:t>
+      </w:r>
+      <w:r>
+        <w:t xml:space="preserve">on masking tape on the bottom.</w:t>
+      </w:r>
+    </w:p>
+    <w:p>
+      <w:pPr>
+        <w:pStyle w:val="BodyText"/>
+      </w:pPr>
+      <w:r>
+        <w:rPr>
+          <w:b/>
+        </w:rPr>
+        <w:t xml:space="preserve">Day 3, Step 10. Self-check.</w:t>
+      </w:r>
+      <w:r>
+        <w:t xml:space="preserve"> </w:t>
+      </w:r>
+      <w:r>
+        <w:t xml:space="preserve">Read Rubric 04, criterion 4. Circle your level. Fix one thing.</w:t>
+      </w:r>
+    </w:p>
+    <w:p>
+      <w:pPr>
+        <w:pStyle w:val="BodyText"/>
+      </w:pPr>
+      <w:r>
+        <w:t xml:space="preserve">Picture 8: the finished model with the three label cards inside and the client card on the front.</w:t>
+      </w:r>
+    </w:p>
+    <w:p>
+      <w:pPr>
+        <w:pStyle w:val="BodyText"/>
+      </w:pPr>
+      <w:r>
+        <w:t xml:space="preserve">Word bank: wall (duvar / parede / pared), floor (zemin / piso / piso), door (kapı / porta / puerta), window (pencere / janela / ventana), glue (yapıştır / colar / pegar), cut (kes / cortar / cortar), label (etiket / etiqueta / etiqueta).</w:t>
+      </w:r>
+    </w:p>
+    <w:p>
+      <w:r>
+        <w:br w:type="page"/>
+      </w:r>
+    </w:p>
+    <w:p>
+      <w:pPr>
+        <w:pStyle w:val="Heading2"/>
+      </w:pPr>
+      <w:bookmarkStart w:id="23" w:name="page-3-label-cards-cut-on-the-lines"/>
+      <w:r>
+        <w:t xml:space="preserve">Page 3: Label cards (cut on the lines)</w:t>
+      </w:r>
+      <w:bookmarkEnd w:id="23"/>
+    </w:p>
+    <w:p>
+      <w:pPr>
+        <w:pStyle w:val="Heading3"/>
+      </w:pPr>
+      <w:bookmarkStart w:id="24" w:name="green"/>
+      <w:r>
+        <w:t xml:space="preserve">GREEN</w:t>
+      </w:r>
+      <w:bookmarkEnd w:id="24"/>
+    </w:p>
+    <w:p>
+      <w:pPr>
+        <w:pStyle w:val="FirstParagraph"/>
+      </w:pPr>
+      <w:r>
+        <w:t xml:space="preserve">This is: ______________________________</w:t>
+      </w:r>
+    </w:p>
+    <w:p>
+      <w:pPr>
+        <w:pStyle w:val="BodyText"/>
+      </w:pPr>
+      <w:r>
+        <w:t xml:space="preserve">It is a green choice because it ______________________ (conserves energy / conserves water / reuses something / reduces waste / cleaner air).</w:t>
+      </w:r>
+    </w:p>
+    <w:p>
+      <w:pPr>
+        <w:pStyle w:val="BodyText"/>
+      </w:pPr>
+      <w:r>
+        <w:t xml:space="preserve">It matters for this client because ______________________________.</w:t>
+      </w:r>
+    </w:p>
+    <w:p>
+      <w:pPr>
+        <w:pStyle w:val="BodyText"/>
+      </w:pPr>
+      <w:r>
+        <w:t xml:space="preserve">Frame:</w:t>
+      </w:r>
+      <w:r>
+        <w:t xml:space="preserve"> </w:t>
+      </w:r>
+      <w:r>
+        <w:t xml:space="preserve">“</w:t>
+      </w:r>
+      <w:r>
+        <w:t xml:space="preserve">This is</w:t>
+      </w:r>
+      <w:r>
+        <w:t xml:space="preserve"> </w:t>
+      </w:r>
+      <w:r>
+        <w:rPr>
+          <w:i/>
+          <w:b/>
+        </w:rPr>
+        <w:t xml:space="preserve">. It is green because the client</w:t>
+      </w:r>
+      <w:r>
+        <w:rPr>
+          <w:i/>
+          <w:b/>
+        </w:rPr>
+        <w:t xml:space="preserve"> </w:t>
+      </w:r>
+      <w:r>
+        <w:t xml:space="preserve">.</w:t>
+      </w:r>
+      <w:r>
+        <w:t xml:space="preserve">”</w:t>
+      </w:r>
+    </w:p>
+    <w:p>
+      <w:pPr>
+        <w:pStyle w:val="Heading3"/>
+      </w:pPr>
+      <w:bookmarkStart w:id="25" w:name="safe"/>
+      <w:r>
+        <w:t xml:space="preserve">SAFE</w:t>
+      </w:r>
+      <w:bookmarkEnd w:id="25"/>
+    </w:p>
+    <w:p>
+      <w:pPr>
+        <w:pStyle w:val="FirstParagraph"/>
+      </w:pPr>
+      <w:r>
+        <w:t xml:space="preserve">This is: ______________________________</w:t>
+      </w:r>
+    </w:p>
+    <w:p>
+      <w:pPr>
+        <w:pStyle w:val="BodyText"/>
+      </w:pPr>
+      <w:r>
+        <w:t xml:space="preserve">It is a safety feature because it prevents ______________________ (a fall / a trip / a burn / a cord hazard / a crib hazard / a blocked exit).</w:t>
+      </w:r>
+    </w:p>
+    <w:p>
+      <w:pPr>
+        <w:pStyle w:val="BodyText"/>
+      </w:pPr>
+      <w:r>
+        <w:t xml:space="preserve">It matters for this client because ______________________________.</w:t>
+      </w:r>
+    </w:p>
+    <w:p>
+      <w:pPr>
+        <w:pStyle w:val="BodyText"/>
+      </w:pPr>
+      <w:r>
+        <w:t xml:space="preserve">Frame:</w:t>
+      </w:r>
+      <w:r>
+        <w:t xml:space="preserve"> </w:t>
+      </w:r>
+      <w:r>
+        <w:t xml:space="preserve">“</w:t>
+      </w:r>
+      <w:r>
+        <w:t xml:space="preserve">This is</w:t>
+      </w:r>
+      <w:r>
+        <w:t xml:space="preserve"> </w:t>
+      </w:r>
+      <w:r>
+        <w:rPr>
+          <w:i/>
+          <w:b/>
+        </w:rPr>
+        <w:t xml:space="preserve">. It is safe because the client</w:t>
+      </w:r>
+      <w:r>
+        <w:rPr>
+          <w:i/>
+          <w:b/>
+        </w:rPr>
+        <w:t xml:space="preserve"> </w:t>
+      </w:r>
+      <w:r>
+        <w:t xml:space="preserve">.</w:t>
+      </w:r>
+      <w:r>
+        <w:t xml:space="preserve">”</w:t>
+      </w:r>
+    </w:p>
+    <w:p>
+      <w:pPr>
+        <w:pStyle w:val="Heading3"/>
+      </w:pPr>
+      <w:bookmarkStart w:id="26" w:name="why-the-justification"/>
+      <w:r>
+        <w:t xml:space="preserve">WHY (the justification)</w:t>
+      </w:r>
+      <w:bookmarkEnd w:id="26"/>
+    </w:p>
+    <w:p>
+      <w:pPr>
+        <w:pStyle w:val="FirstParagraph"/>
+      </w:pPr>
+      <w:r>
+        <w:t xml:space="preserve">The biggest design choice in this room is ______________________________, and it serves the client’s need for ______________________________.</w:t>
+      </w:r>
+    </w:p>
+    <w:p>
+      <w:pPr>
+        <w:pStyle w:val="BodyText"/>
+      </w:pPr>
+      <w:r>
+        <w:t xml:space="preserve">It uses the principle of ______________________ (balance / focal point / rhythm / proportion / emphasis / unity) because ______________________________.</w:t>
+      </w:r>
+    </w:p>
+    <w:p>
+      <w:pPr>
+        <w:pStyle w:val="Heading3"/>
+      </w:pPr>
+      <w:bookmarkStart w:id="27" w:name="accessible-grade-8-stretch-optional"/>
+      <w:r>
+        <w:t xml:space="preserve">ACCESSIBLE (grade 8 stretch, optional)</w:t>
+      </w:r>
+      <w:bookmarkEnd w:id="27"/>
+    </w:p>
+    <w:p>
+      <w:pPr>
+        <w:pStyle w:val="FirstParagraph"/>
+      </w:pPr>
+      <w:r>
+        <w:t xml:space="preserve">This is: ______________________________ It is set at ______ inches so that ______________________________.</w:t>
+      </w:r>
+    </w:p>
+    <w:p>
+      <w:pPr>
+        <w:pStyle w:val="Heading3"/>
+      </w:pPr>
+      <w:bookmarkStart w:id="28" w:name="client-card-mount"/>
+      <w:r>
+        <w:t xml:space="preserve">Client card mount</w:t>
+      </w:r>
+      <w:bookmarkEnd w:id="28"/>
+    </w:p>
+    <w:p>
+      <w:pPr>
+        <w:pStyle w:val="FirstParagraph"/>
+      </w:pPr>
+      <w:r>
+        <w:t xml:space="preserve">Glue the client card here (outside, front wall). Scale of this model: ______ inch = 1 foot.</w:t>
+      </w:r>
+    </w:p>
+    <w:p>
+      <w:r>
+        <w:br w:type="page"/>
+      </w:r>
+    </w:p>
+    <w:p>
+      <w:pPr>
+        <w:pStyle w:val="Heading2"/>
+      </w:pPr>
+      <w:bookmarkStart w:id="29" w:name="X2eb63bbed7b80ebe30304e74a3aaae5354d41bf"/>
+      <w:r>
+        <w:t xml:space="preserve">Page 4: The isometric grid alternative (no box, no materials, or absent for the build days)</w:t>
+      </w:r>
+      <w:bookmarkEnd w:id="29"/>
+    </w:p>
+    <w:p>
+      <w:pPr>
+        <w:pStyle w:val="FirstParagraph"/>
+      </w:pPr>
+      <w:r>
+        <w:t xml:space="preserve">Draw the room in 3-D on isometric grid paper (the triangle grid). If the school has none, print a free isometric sheet or draw the room on plain paper using the steps below.</w:t>
+      </w:r>
+    </w:p>
+    <w:p>
+      <w:pPr>
+        <w:pStyle w:val="BodyText"/>
+      </w:pPr>
+      <w:r>
+        <w:rPr>
+          <w:b/>
+        </w:rPr>
+        <w:t xml:space="preserve">Scale:</w:t>
+      </w:r>
+      <w:r>
+        <w:t xml:space="preserve"> </w:t>
+      </w:r>
+      <w:r>
+        <w:t xml:space="preserve">1/2 inch = 1 foot. One grid triangle side is 1/4 inch, so two triangle sides equal 1 foot.</w:t>
       </w:r>
     </w:p>
     <w:p>
       <w:pPr>
         <w:numPr>
           <w:ilvl w:val="0"/>
-          <w:numId w:val="1001"/>
+          <w:numId w:val="1002"/>
         </w:numPr>
         <w:pStyle w:val="Compact"/>
       </w:pPr>
@@ -1116,20 +1071,20 @@
         <w:rPr>
           <w:b/>
         </w:rPr>
-        <w:t xml:space="preserve">The furniture.</w:t>
-      </w:r>
-      <w:r>
-        <w:t xml:space="preserve"> </w:t>
-      </w:r>
-      <w:r>
-        <w:t xml:space="preserve">Every piece on the plan is a box: draw its footprint on the floor where the plan has it (count the squares from the plan; two triangle sides per foot), then draw it up to its height. Typical heights: bed 2 feet, crib 3 feet, desk 2.5 feet, chair seat 1.5 feet with a back to 3 feet, dresser 4 feet, bookcase 3.5 feet, wardrobe 6 feet, table 2.5 feet.</w:t>
+        <w:t xml:space="preserve">The floor.</w:t>
+      </w:r>
+      <w:r>
+        <w:t xml:space="preserve"> </w:t>
+      </w:r>
+      <w:r>
+        <w:t xml:space="preserve">Draw the room’s floor as a parallelogram: the length along one grid direction, the width along the other, counting two triangle sides per foot.</w:t>
       </w:r>
     </w:p>
     <w:p>
       <w:pPr>
         <w:numPr>
           <w:ilvl w:val="0"/>
-          <w:numId w:val="1001"/>
+          <w:numId w:val="1002"/>
         </w:numPr>
         <w:pStyle w:val="Compact"/>
       </w:pPr>
@@ -1137,20 +1092,20 @@
         <w:rPr>
           <w:b/>
         </w:rPr>
-        <w:t xml:space="preserve">The color.</w:t>
-      </w:r>
-      <w:r>
-        <w:t xml:space="preserve"> </w:t>
-      </w:r>
-      <w:r>
-        <w:t xml:space="preserve">Color the walls in the main color, the focal point in the accent. Name the scheme in the corner.</w:t>
+        <w:t xml:space="preserve">The walls.</w:t>
+      </w:r>
+      <w:r>
+        <w:t xml:space="preserve"> </w:t>
+      </w:r>
+      <w:r>
+        <w:t xml:space="preserve">From the two back corners and the middle back corner, draw straight up 8 feet (16 triangle sides). Connect the tops. You now have a floor and two back walls, like an open box seen from a corner.</w:t>
       </w:r>
     </w:p>
     <w:p>
       <w:pPr>
         <w:numPr>
           <w:ilvl w:val="0"/>
-          <w:numId w:val="1001"/>
+          <w:numId w:val="1002"/>
         </w:numPr>
         <w:pStyle w:val="Compact"/>
       </w:pPr>
@@ -1158,20 +1113,83 @@
         <w:rPr>
           <w:b/>
         </w:rPr>
-        <w:t xml:space="preserve">The labels.</w:t>
-      </w:r>
-      <w:r>
-        <w:t xml:space="preserve"> </w:t>
-      </w:r>
-      <w:r>
-        <w:t xml:space="preserve">Draw the GREEN and SAFE labels as callouts with an arrow to the feature. Write the WHY sentences under the drawing.</w:t>
+        <w:t xml:space="preserve">The door and window.</w:t>
+      </w:r>
+      <w:r>
+        <w:t xml:space="preserve"> </w:t>
+      </w:r>
+      <w:r>
+        <w:t xml:space="preserve">Draw the door as an opening in the wall the plan puts it on, 3 feet wide and 7 feet tall. Draw the window as a rectangle in its wall at the plan’s spot, its bottom 3 feet off the floor.</w:t>
       </w:r>
     </w:p>
     <w:p>
       <w:pPr>
         <w:numPr>
           <w:ilvl w:val="0"/>
-          <w:numId w:val="1001"/>
+          <w:numId w:val="1002"/>
+        </w:numPr>
+        <w:pStyle w:val="Compact"/>
+      </w:pPr>
+      <w:r>
+        <w:rPr>
+          <w:b/>
+        </w:rPr>
+        <w:t xml:space="preserve">The furniture.</w:t>
+      </w:r>
+      <w:r>
+        <w:t xml:space="preserve"> </w:t>
+      </w:r>
+      <w:r>
+        <w:t xml:space="preserve">Every piece on the plan is a box: draw its footprint on the floor where the plan has it (count the squares from the plan; two triangle sides per foot), then draw it up to its height. Typical heights: bed 2 feet, crib 3 feet, desk 2.5 feet, chair seat 1.5 feet with a back to 3 feet, dresser 4 feet, bookcase 3.5 feet, wardrobe 6 feet, table 2.5 feet.</w:t>
+      </w:r>
+    </w:p>
+    <w:p>
+      <w:pPr>
+        <w:numPr>
+          <w:ilvl w:val="0"/>
+          <w:numId w:val="1002"/>
+        </w:numPr>
+        <w:pStyle w:val="Compact"/>
+      </w:pPr>
+      <w:r>
+        <w:rPr>
+          <w:b/>
+        </w:rPr>
+        <w:t xml:space="preserve">The color.</w:t>
+      </w:r>
+      <w:r>
+        <w:t xml:space="preserve"> </w:t>
+      </w:r>
+      <w:r>
+        <w:t xml:space="preserve">Color the walls in the main color, the focal point in the accent. Name the scheme in the corner.</w:t>
+      </w:r>
+    </w:p>
+    <w:p>
+      <w:pPr>
+        <w:numPr>
+          <w:ilvl w:val="0"/>
+          <w:numId w:val="1002"/>
+        </w:numPr>
+        <w:pStyle w:val="Compact"/>
+      </w:pPr>
+      <w:r>
+        <w:rPr>
+          <w:b/>
+        </w:rPr>
+        <w:t xml:space="preserve">The labels.</w:t>
+      </w:r>
+      <w:r>
+        <w:t xml:space="preserve"> </w:t>
+      </w:r>
+      <w:r>
+        <w:t xml:space="preserve">Draw the GREEN and SAFE labels as callouts with an arrow to the feature. Write the WHY sentences under the drawing.</w:t>
+      </w:r>
+    </w:p>
+    <w:p>
+      <w:pPr>
+        <w:numPr>
+          <w:ilvl w:val="0"/>
+          <w:numId w:val="1002"/>
         </w:numPr>
         <w:pStyle w:val="Compact"/>
       </w:pPr>
@@ -1401,8 +1419,111 @@
       </w:pPr>
     </w:lvl>
   </w:abstractNum>
+  <w:abstractNum w:abstractNumId="991">
+    <w:nsid w:val="ea454b4c"/>
+    <w:multiLevelType w:val="multilevel"/>
+    <w:lvl w:ilvl="0">
+      <w:numFmt w:val="bullet"/>
+      <w:lvlText w:val="•"/>
+      <w:lvlJc w:val="left"/>
+      <w:pPr>
+        <w:tabs>
+          <w:tab w:val="num" w:pos="0"/>
+        </w:tabs>
+        <w:ind w:left="480" w:hanging="480"/>
+      </w:pPr>
+    </w:lvl>
+    <w:lvl w:ilvl="1">
+      <w:numFmt w:val="bullet"/>
+      <w:lvlText w:val="–"/>
+      <w:lvlJc w:val="left"/>
+      <w:pPr>
+        <w:tabs>
+          <w:tab w:val="num" w:pos="720"/>
+        </w:tabs>
+        <w:ind w:left="1200" w:hanging="480"/>
+      </w:pPr>
+    </w:lvl>
+    <w:lvl w:ilvl="2">
+      <w:numFmt w:val="bullet"/>
+      <w:lvlText w:val="•"/>
+      <w:lvlJc w:val="left"/>
+      <w:pPr>
+        <w:tabs>
+          <w:tab w:val="num" w:pos="1440"/>
+        </w:tabs>
+        <w:ind w:left="1920" w:hanging="480"/>
+      </w:pPr>
+    </w:lvl>
+    <w:lvl w:ilvl="3">
+      <w:numFmt w:val="bullet"/>
+      <w:lvlText w:val="–"/>
+      <w:lvlJc w:val="left"/>
+      <w:pPr>
+        <w:tabs>
+          <w:tab w:val="num" w:pos="2160"/>
+        </w:tabs>
+        <w:ind w:left="2640" w:hanging="480"/>
+      </w:pPr>
+    </w:lvl>
+    <w:lvl w:ilvl="4">
+      <w:numFmt w:val="bullet"/>
+      <w:lvlText w:val="•"/>
+      <w:lvlJc w:val="left"/>
+      <w:pPr>
+        <w:tabs>
+          <w:tab w:val="num" w:pos="2880"/>
+        </w:tabs>
+        <w:ind w:left="3360" w:hanging="480"/>
+      </w:pPr>
+    </w:lvl>
+    <w:lvl w:ilvl="5">
+      <w:numFmt w:val="bullet"/>
+      <w:lvlText w:val="–"/>
+      <w:lvlJc w:val="left"/>
+      <w:pPr>
+        <w:tabs>
+          <w:tab w:val="num" w:pos="3600"/>
+        </w:tabs>
+        <w:ind w:left="4080" w:hanging="480"/>
+      </w:pPr>
+    </w:lvl>
+    <w:lvl w:ilvl="6">
+      <w:numFmt w:val="bullet"/>
+      <w:lvlText w:val="•"/>
+      <w:lvlJc w:val="left"/>
+      <w:pPr>
+        <w:tabs>
+          <w:tab w:val="num" w:pos="4320"/>
+        </w:tabs>
+        <w:ind w:left="4800" w:hanging="480"/>
+      </w:pPr>
+    </w:lvl>
+    <w:lvl w:ilvl="7">
+      <w:numFmt w:val="bullet"/>
+      <w:lvlText w:val="–"/>
+      <w:lvlJc w:val="left"/>
+      <w:pPr>
+        <w:tabs>
+          <w:tab w:val="num" w:pos="5040"/>
+        </w:tabs>
+        <w:ind w:left="5520" w:hanging="480"/>
+      </w:pPr>
+    </w:lvl>
+    <w:lvl w:ilvl="8">
+      <w:numFmt w:val="bullet"/>
+      <w:lvlText w:val="•"/>
+      <w:lvlJc w:val="left"/>
+      <w:pPr>
+        <w:tabs>
+          <w:tab w:val="num" w:pos="5760"/>
+        </w:tabs>
+        <w:ind w:left="6240" w:hanging="480"/>
+      </w:pPr>
+    </w:lvl>
+  </w:abstractNum>
   <w:abstractNum w:abstractNumId="99411">
-    <w:nsid w:val="ea454b4c"/>
+    <w:nsid w:val="71315dca"/>
     <w:multiLevelType w:val="multilevel"/>
     <w:lvl w:ilvl="0">
       <w:start w:val="1"/>
@@ -1517,6 +1638,9 @@
     <w:abstractNumId w:val="990"/>
   </w:num>
   <w:num w:numId="1001">
+    <w:abstractNumId w:val="991"/>
+  </w:num>
+  <w:num w:numId="1002">
     <w:abstractNumId w:val="99411"/>
     <w:lvlOverride w:ilvl="0">
       <w:startOverride w:val="1"/>

--- a/downloads/student/Unit 04/Handout 04.14 - Model Build Guide and Label Cards.docx
+++ b/downloads/student/Unit 04/Handout 04.14 - Model Build Guide and Label Cards.docx
@@ -711,7 +711,7 @@
         <w:pStyle w:val="Compact"/>
       </w:pPr>
       <w:r>
-        <w:t xml:space="preserve">WHY: two sentences. Sentence one: the biggest design choice and the client need it serves. Sentence two: the principle of design it uses (balance, focal point, rhythm, proportion, emphasis, unity).</w:t>
+        <w:t xml:space="preserve">WHY: two sentences. Sentence one: the biggest design choice and the client need it serves. Sentence two: the principle of design it uses (balance, focal point, rhythm, proportion, unity, contrast).</w:t>
       </w:r>
     </w:p>
     <w:p>
@@ -980,7 +980,7 @@
         <w:pStyle w:val="BodyText"/>
       </w:pPr>
       <w:r>
-        <w:t xml:space="preserve">It uses the principle of ______________________ (balance / focal point / rhythm / proportion / emphasis / unity) because ______________________________.</w:t>
+        <w:t xml:space="preserve">It uses the principle of ______________________ (balance / focal point / rhythm / proportion / unity / contrast) because ______________________________.</w:t>
       </w:r>
     </w:p>
     <w:p>
